--- a/eon-product-overview/COVER-EMAIL.docx
+++ b/eon-product-overview/COVER-EMAIL.docx
@@ -4,7 +4,7 @@
   <w:body>
     <w:p>
       <w:pPr>
-        <w:pStyle w:val="Heading1"/>
+        <w:pStyle w:val="Title"/>
       </w:pPr>
       <w:r>
         <w:t>Cover email</w:t>
@@ -42,11 +42,6 @@
     </w:p>
     <w:p>
       <w:r>
-        <w:t>---</w:t>
-      </w:r>
-    </w:p>
-    <w:p>
-      <w:r>
         <w:t>Raul and the team,</w:t>
       </w:r>
     </w:p>
@@ -71,18 +66,27 @@
       </w:r>
     </w:p>
     <w:p>
+      <w:pPr>
+        <w:pStyle w:val="ListNumber"/>
+      </w:pPr>
       <w:r>
-        <w:t>1. eon-product-overview/HANDOVER.md</w:t>
+        <w:t>eon-product-overview/HANDOVER.md</w:t>
       </w:r>
     </w:p>
     <w:p>
+      <w:pPr>
+        <w:pStyle w:val="ListNumber"/>
+      </w:pPr>
       <w:r>
-        <w:t>2. eon-product-overview/COVER-EMAIL.md</w:t>
+        <w:t>eon-product-overview/COVER-EMAIL.md</w:t>
       </w:r>
     </w:p>
     <w:p>
+      <w:pPr>
+        <w:pStyle w:val="ListNumber"/>
+      </w:pPr>
       <w:r>
-        <w:t>3. eon-product-overview/site/build.py</w:t>
+        <w:t>eon-product-overview/site/build.py</w:t>
       </w:r>
     </w:p>
     <w:p>
@@ -92,22 +96,47 @@
     </w:p>
     <w:p>
       <w:r>
-        <w:t>Practice site, for reading in a browser:</w:t>
+        <w:t>The site to open:</w:t>
+      </w:r>
+    </w:p>
+    <w:p>
+      <w:r>
+        <w:t>https://eon-reality-website.vercel.app</w:t>
+      </w:r>
+    </w:p>
+    <w:p>
+      <w:r>
+        <w:t>Videos: https://eon-reality-website.vercel.app/site/videos.html</w:t>
+      </w:r>
+    </w:p>
+    <w:p>
+      <w:r>
+        <w:t>Prices: https://eon-reality-website.vercel.app/site/pricing.html</w:t>
+      </w:r>
+    </w:p>
+    <w:p>
+      <w:r>
+        <w:t>Vercel project: eon-reality-website</w:t>
+      </w:r>
+    </w:p>
+    <w:p>
+      <w:r>
+        <w:t>Dashboard: https://vercel.com/dans-projects-3b851cd9/eon-reality-website</w:t>
+      </w:r>
+    </w:p>
+    <w:p>
+      <w:r>
+        <w:t>That project is the only Vercel project for this draft. Do not deploy it onto https://field-iq-walkthrough.vercel.app. That address is the Field IQ walkthrough and it stays as it is.</w:t>
+      </w:r>
+    </w:p>
+    <w:p>
+      <w:r>
+        <w:t>If Vercel is down, the same pages are also here:</w:t>
       </w:r>
     </w:p>
     <w:p>
       <w:r>
         <w:t>https://htmlpreview.github.io/?https://raw.githubusercontent.com/DanLejerskar/field-iq-walkthrough/cursor/eon-product-overview-589c/eon-product-overview/site/index.html</w:t>
-      </w:r>
-    </w:p>
-    <w:p>
-      <w:r>
-        <w:t>Videos: change index.html to videos.html in that link.</w:t>
-      </w:r>
-    </w:p>
-    <w:p>
-      <w:r>
-        <w:t>Prices: change index.html to pricing.html.</w:t>
       </w:r>
     </w:p>
     <w:p>

--- a/eon-product-overview/COVER-EMAIL.docx
+++ b/eon-product-overview/COVER-EMAIL.docx
@@ -48,6 +48,11 @@
     <w:p>
       <w:r>
         <w:t>The draft of the new EON Reality website is in Git, with the briefing your agent needs to finish it.</w:t>
+      </w:r>
+    </w:p>
+    <w:p>
+      <w:r>
+        <w:t>You do not need Vercel to change it. The pages and the logo are files in Git. Push the branch and the HTML preview updates. The logo file is eon-product-overview/assets/brand/eon-reality-logo-white.png. HANDOVER.md section 2a has the steps. The logo that could not be changed before is on a different site, https://eon-education-government-review.vercel.app/. That site is not this folder.</w:t>
       </w:r>
     </w:p>
     <w:p>

--- a/eon-product-overview/COVER-EMAIL.docx
+++ b/eon-product-overview/COVER-EMAIL.docx
@@ -53,6 +53,11 @@
     <w:p>
       <w:r>
         <w:t>You do not need Vercel to change it. The pages and the logo are files in Git. Push the branch and the HTML preview updates. The logo file is eon-product-overview/assets/brand/eon-reality-logo-white.png. HANDOVER.md section 2a has the steps. The logo that could not be changed before is on a different site, https://eon-education-government-review.vercel.app/. That site is not this folder.</w:t>
+      </w:r>
+    </w:p>
+    <w:p>
+      <w:r>
+        <w:t>The long stories live on that same long platform. Learn, then Universal, then Open the long story: https://eon-education-government-review.vercel.app/products/universal.html. HANDOVER.md section 6a lists all 22. Do not rebuild those pages inside this draft.</w:t>
       </w:r>
     </w:p>
     <w:p>

--- a/eon-product-overview/COVER-EMAIL.docx
+++ b/eon-product-overview/COVER-EMAIL.docx
@@ -4,7 +4,7 @@
   <w:body>
     <w:p>
       <w:pPr>
-        <w:pStyle w:val="Title"/>
+        <w:pStyle w:val="Heading1"/>
       </w:pPr>
       <w:r>
         <w:t>Cover email</w:t>
@@ -102,6 +102,11 @@
     <w:p>
       <w:r>
         <w:t>The same two notes are also saved as Word files next to them: HANDOVER.docx and COVER-EMAIL.docx.</w:t>
+      </w:r>
+    </w:p>
+    <w:p>
+      <w:r>
+        <w:t>Marketing: use the wordpress folder in the same pack. Each page is content only, from the hero through the last section. Paste the HTML into the Elementor HTML widget. Load the CSS file with the same name on that page only. Do not add a header, a menu, a logo bar, or a footer. Elementor Pro already has those. Do not replace the existing forms, event registration, or the Radar CRM. HANDOVER.md section 2b has the steps.</w:t>
       </w:r>
     </w:p>
     <w:p>
